--- a/docs/06_Implementation_Plan_NSS_VIIT_A.docx
+++ b/docs/06_Implementation_Plan_NSS_VIIT_A.docx
@@ -1,17 +1,9 @@
 
 <file path=word/document.xml><?xml version="1.0" encoding="utf-8"?>
-<w:document xmlns:wpc="http://schemas.microsoft.com/office/word/2010/wordprocessingCanvas" xmlns:mo="http://schemas.microsoft.com/office/mac/office/2008/main" xmlns:mc="http://schemas.openxmlformats.org/markup-compatibility/2006" xmlns:mv="urn:schemas-microsoft-com:mac:vml" xmlns:o="urn:schemas-microsoft-com:office:office" xmlns:r="http://schemas.openxmlformats.org/officeDocument/2006/relationships" xmlns:m="http://schemas.openxmlformats.org/officeDocument/2006/math" xmlns:v="urn:schemas-microsoft-com:vml" xmlns:wp14="http://schemas.microsoft.com/office/word/2010/wordprocessingDrawing" xmlns:wp="http://schemas.openxmlformats.org/drawingml/2006/wordprocessingDrawing" xmlns:w10="urn:schemas-microsoft-com:office:word" xmlns:w="http://schemas.openxmlformats.org/wordprocessingml/2006/main" xmlns:w14="http://schemas.microsoft.com/office/word/2010/wordml" xmlns:wpg="http://schemas.microsoft.com/office/word/2010/wordprocessingGroup" xmlns:wpi="http://schemas.microsoft.com/office/word/2010/wordprocessingInk" xmlns:wne="http://schemas.microsoft.com/office/word/2006/wordml" xmlns:wps="http://schemas.microsoft.com/office/word/2010/wordprocessingShape" mc:Ignorable="w14 wp14">
+<w:document xmlns:w="http://schemas.openxmlformats.org/wordprocessingml/2006/main">
   <w:body>
     <w:p>
-      <w:pPr>
-        <w:spacing w:before="1200"/>
-      </w:pPr>
       <w:r>
-        <w:rPr>
-          <w:b/>
-          <w:color w:val="C3A66B"/>
-          <w:sz w:val="32"/>
-        </w:rPr>
         <w:t>NSS VIIT (A)</w:t>
       </w:r>
     </w:p>
@@ -25,11 +17,7 @@
     </w:p>
     <w:p>
       <w:r>
-        <w:rPr>
-          <w:color w:val="657067"/>
-          <w:sz w:val="24"/>
-        </w:rPr>
-        <w:t>Phases, workstreams, testing, risk management and launch readiness</w:t>
+        <w:t>Phases, workstreams, testing, risk management and launch readiness (Integrated with MY Bharat)</w:t>
       </w:r>
     </w:p>
     <w:p>
@@ -42,29 +30,22 @@
         <w:tblStyle w:val="TableGrid"/>
         <w:tblW w:type="auto" w:w="0"/>
         <w:jc w:val="center"/>
-        <w:tblLook w:firstColumn="1" w:firstRow="1" w:lastColumn="0" w:lastRow="0" w:noHBand="0" w:noVBand="1" w:val="04A0"/>
+        <w:tblLook w:firstRow="1" w:lastRow="0" w:firstColumn="1" w:lastColumn="0" w:noHBand="0" w:noVBand="1" w:val="04A0"/>
       </w:tblPr>
       <w:tblGrid>
-        <w:gridCol w:w="4997"/>
-        <w:gridCol w:w="4997"/>
+        <w:gridCol w:w="3000"/>
+        <w:gridCol w:w="6500"/>
       </w:tblGrid>
       <w:tr>
+        <w:trPr/>
         <w:tc>
           <w:tcPr>
-            <w:tcW w:type="dxa" w:w="4997"/>
-            <w:shd w:fill="1A3C29"/>
+            <w:tcW w:type="dxa" w:w="3000"/>
           </w:tcPr>
           <w:p>
-            <w:pPr>
-              <w:spacing w:after="40"/>
-            </w:pPr>
-            <w:r/>
             <w:r>
               <w:rPr>
-                <w:rFonts w:ascii="Aptos" w:hAnsi="Aptos"/>
                 <w:b/>
-                <w:color w:val="FFFFFF"/>
-                <w:sz w:val="16"/>
               </w:rPr>
               <w:t>Document control</w:t>
             </w:r>
@@ -72,20 +53,12 @@
         </w:tc>
         <w:tc>
           <w:tcPr>
-            <w:tcW w:type="dxa" w:w="4997"/>
-            <w:shd w:fill="1A3C29"/>
+            <w:tcW w:type="dxa" w:w="6500"/>
           </w:tcPr>
           <w:p>
-            <w:pPr>
-              <w:spacing w:after="40"/>
-            </w:pPr>
-            <w:r/>
             <w:r>
               <w:rPr>
-                <w:rFonts w:ascii="Aptos" w:hAnsi="Aptos"/>
                 <w:b/>
-                <w:color w:val="FFFFFF"/>
-                <w:sz w:val="16"/>
               </w:rPr>
               <w:t>Value</w:t>
             </w:r>
@@ -93,228 +66,121 @@
         </w:tc>
       </w:tr>
       <w:tr>
+        <w:trPr/>
         <w:tc>
           <w:tcPr>
-            <w:tcW w:type="dxa" w:w="4997"/>
-            <w:shd w:fill="F8F7F3"/>
+            <w:tcW w:type="dxa" w:w="3000"/>
           </w:tcPr>
           <w:p>
-            <w:pPr>
-              <w:spacing w:after="40"/>
-            </w:pPr>
-            <w:r/>
             <w:r>
-              <w:rPr>
-                <w:rFonts w:ascii="Aptos" w:hAnsi="Aptos"/>
-                <w:b w:val="0"/>
-                <w:color w:val="292D2A"/>
-                <w:sz w:val="16"/>
-              </w:rPr>
               <w:t>ID</w:t>
             </w:r>
           </w:p>
         </w:tc>
         <w:tc>
           <w:tcPr>
-            <w:tcW w:type="dxa" w:w="4997"/>
-            <w:shd w:fill="F8F7F3"/>
+            <w:tcW w:type="dxa" w:w="6500"/>
           </w:tcPr>
           <w:p>
-            <w:pPr>
-              <w:spacing w:after="40"/>
-            </w:pPr>
-            <w:r/>
             <w:r>
-              <w:rPr>
-                <w:rFonts w:ascii="Aptos" w:hAnsi="Aptos"/>
-                <w:b w:val="0"/>
-                <w:color w:val="292D2A"/>
-                <w:sz w:val="16"/>
-              </w:rPr>
               <w:t>DOC-06</w:t>
             </w:r>
           </w:p>
         </w:tc>
       </w:tr>
       <w:tr>
+        <w:trPr/>
         <w:tc>
           <w:tcPr>
-            <w:tcW w:type="dxa" w:w="4997"/>
+            <w:tcW w:type="dxa" w:w="3000"/>
           </w:tcPr>
           <w:p>
-            <w:pPr>
-              <w:spacing w:after="40"/>
-            </w:pPr>
-            <w:r/>
             <w:r>
-              <w:rPr>
-                <w:rFonts w:ascii="Aptos" w:hAnsi="Aptos"/>
-                <w:b w:val="0"/>
-                <w:color w:val="292D2A"/>
-                <w:sz w:val="16"/>
-              </w:rPr>
               <w:t>Version</w:t>
             </w:r>
           </w:p>
         </w:tc>
         <w:tc>
           <w:tcPr>
-            <w:tcW w:type="dxa" w:w="4997"/>
+            <w:tcW w:type="dxa" w:w="6500"/>
           </w:tcPr>
           <w:p>
-            <w:pPr>
-              <w:spacing w:after="40"/>
-            </w:pPr>
-            <w:r/>
             <w:r>
-              <w:rPr>
-                <w:rFonts w:ascii="Aptos" w:hAnsi="Aptos"/>
-                <w:b w:val="0"/>
-                <w:color w:val="292D2A"/>
-                <w:sz w:val="16"/>
-              </w:rPr>
-              <w:t>1.0 — planning baseline</w:t>
+              <w:t>2.0 — integrated baseline (with MY Bharat expansion)</w:t>
             </w:r>
           </w:p>
         </w:tc>
       </w:tr>
       <w:tr>
+        <w:trPr/>
         <w:tc>
           <w:tcPr>
-            <w:tcW w:type="dxa" w:w="4997"/>
-            <w:shd w:fill="F8F7F3"/>
+            <w:tcW w:type="dxa" w:w="3000"/>
           </w:tcPr>
           <w:p>
-            <w:pPr>
-              <w:spacing w:after="40"/>
-            </w:pPr>
-            <w:r/>
             <w:r>
-              <w:rPr>
-                <w:rFonts w:ascii="Aptos" w:hAnsi="Aptos"/>
-                <w:b w:val="0"/>
-                <w:color w:val="292D2A"/>
-                <w:sz w:val="16"/>
-              </w:rPr>
               <w:t>Project</w:t>
             </w:r>
           </w:p>
         </w:tc>
         <w:tc>
           <w:tcPr>
-            <w:tcW w:type="dxa" w:w="4997"/>
-            <w:shd w:fill="F8F7F3"/>
+            <w:tcW w:type="dxa" w:w="6500"/>
           </w:tcPr>
           <w:p>
-            <w:pPr>
-              <w:spacing w:after="40"/>
-            </w:pPr>
-            <w:r/>
             <w:r>
-              <w:rPr>
-                <w:rFonts w:ascii="Aptos" w:hAnsi="Aptos"/>
-                <w:b w:val="0"/>
-                <w:color w:val="292D2A"/>
-                <w:sz w:val="16"/>
-              </w:rPr>
               <w:t>NSS VIIT (A) — complete website and digital platform</w:t>
             </w:r>
           </w:p>
         </w:tc>
       </w:tr>
       <w:tr>
+        <w:trPr/>
         <w:tc>
           <w:tcPr>
-            <w:tcW w:type="dxa" w:w="4997"/>
+            <w:tcW w:type="dxa" w:w="3000"/>
           </w:tcPr>
           <w:p>
-            <w:pPr>
-              <w:spacing w:after="40"/>
-            </w:pPr>
-            <w:r/>
             <w:r>
-              <w:rPr>
-                <w:rFonts w:ascii="Aptos" w:hAnsi="Aptos"/>
-                <w:b w:val="0"/>
-                <w:color w:val="292D2A"/>
-                <w:sz w:val="16"/>
-              </w:rPr>
               <w:t>Status</w:t>
             </w:r>
           </w:p>
         </w:tc>
         <w:tc>
           <w:tcPr>
-            <w:tcW w:type="dxa" w:w="4997"/>
+            <w:tcW w:type="dxa" w:w="6500"/>
           </w:tcPr>
           <w:p>
-            <w:pPr>
-              <w:spacing w:after="40"/>
-            </w:pPr>
-            <w:r/>
             <w:r>
-              <w:rPr>
-                <w:rFonts w:ascii="Aptos" w:hAnsi="Aptos"/>
-                <w:b w:val="0"/>
-                <w:color w:val="292D2A"/>
-                <w:sz w:val="16"/>
-              </w:rPr>
               <w:t>Requirements baseline; not an implementation or testing claim</w:t>
             </w:r>
           </w:p>
         </w:tc>
       </w:tr>
       <w:tr>
+        <w:trPr/>
         <w:tc>
           <w:tcPr>
-            <w:tcW w:type="dxa" w:w="4997"/>
-            <w:shd w:fill="F8F7F3"/>
+            <w:tcW w:type="dxa" w:w="3000"/>
           </w:tcPr>
           <w:p>
-            <w:pPr>
-              <w:spacing w:after="40"/>
-            </w:pPr>
-            <w:r/>
             <w:r>
-              <w:rPr>
-                <w:rFonts w:ascii="Aptos" w:hAnsi="Aptos"/>
-                <w:b w:val="0"/>
-                <w:color w:val="292D2A"/>
-                <w:sz w:val="16"/>
-              </w:rPr>
               <w:t>Approval</w:t>
             </w:r>
           </w:p>
         </w:tc>
         <w:tc>
           <w:tcPr>
-            <w:tcW w:type="dxa" w:w="4997"/>
-            <w:shd w:fill="F8F7F3"/>
+            <w:tcW w:type="dxa" w:w="6500"/>
           </w:tcPr>
           <w:p>
-            <w:pPr>
-              <w:spacing w:after="40"/>
-            </w:pPr>
-            <w:r/>
             <w:r>
-              <w:rPr>
-                <w:rFonts w:ascii="Aptos" w:hAnsi="Aptos"/>
-                <w:b w:val="0"/>
-                <w:color w:val="292D2A"/>
-                <w:sz w:val="16"/>
-              </w:rPr>
               <w:t>Review by both primary NSS administrators and college-authorized authority where applicable</w:t>
             </w:r>
           </w:p>
         </w:tc>
       </w:tr>
     </w:tbl>
-    <w:p/>
-    <w:p>
-      <w:r>
-        <w:br w:type="page"/>
-      </w:r>
-    </w:p>
     <w:p>
       <w:pPr>
         <w:pStyle w:val="Heading1"/>
@@ -325,7 +191,7 @@
     </w:p>
     <w:p>
       <w:r>
-        <w:t>Implement in controlled phases from a clean project. Confirm institutional/policy questions before locking providers or enabling registration. Launch only after critical workflows, security, accessibility, recovery and joint approvals pass.</w:t>
+        <w:t>Implement in controlled phases from a clean project. Confirm institutional and policy questions before locking providers or enabling registration. Incorporate MY Bharat natively into public pages, multi-track registration, event management and attendance auditing. Launch only after critical workflows, security, accessibility, recovery and joint approvals pass.</w:t>
       </w:r>
     </w:p>
     <w:p>
@@ -341,30 +207,23 @@
         <w:tblStyle w:val="TableGrid"/>
         <w:tblW w:type="auto" w:w="0"/>
         <w:jc w:val="center"/>
-        <w:tblLook w:firstColumn="1" w:firstRow="1" w:lastColumn="0" w:lastRow="0" w:noHBand="0" w:noVBand="1" w:val="04A0"/>
+        <w:tblLook w:firstRow="1" w:lastRow="0" w:firstColumn="1" w:lastColumn="0" w:noHBand="0" w:noVBand="1" w:val="04A0"/>
       </w:tblPr>
       <w:tblGrid>
-        <w:gridCol w:w="3331"/>
-        <w:gridCol w:w="3331"/>
-        <w:gridCol w:w="3331"/>
+        <w:gridCol w:w="2000"/>
+        <w:gridCol w:w="4800"/>
+        <w:gridCol w:w="2700"/>
       </w:tblGrid>
       <w:tr>
+        <w:trPr/>
         <w:tc>
           <w:tcPr>
-            <w:tcW w:type="dxa" w:w="3331"/>
-            <w:shd w:fill="1A3C29"/>
+            <w:tcW w:type="dxa" w:w="2000"/>
           </w:tcPr>
           <w:p>
-            <w:pPr>
-              <w:spacing w:after="40"/>
-            </w:pPr>
-            <w:r/>
             <w:r>
               <w:rPr>
-                <w:rFonts w:ascii="Aptos" w:hAnsi="Aptos"/>
                 <w:b/>
-                <w:color w:val="FFFFFF"/>
-                <w:sz w:val="16"/>
               </w:rPr>
               <w:t>Phase</w:t>
             </w:r>
@@ -372,749 +231,395 @@
         </w:tc>
         <w:tc>
           <w:tcPr>
-            <w:tcW w:type="dxa" w:w="3331"/>
-            <w:shd w:fill="1A3C29"/>
+            <w:tcW w:type="dxa" w:w="4800"/>
           </w:tcPr>
           <w:p>
-            <w:pPr>
-              <w:spacing w:after="40"/>
-            </w:pPr>
-            <w:r/>
             <w:r>
               <w:rPr>
-                <w:rFonts w:ascii="Aptos" w:hAnsi="Aptos"/>
                 <w:b/>
-                <w:color w:val="FFFFFF"/>
-                <w:sz w:val="16"/>
               </w:rPr>
-              <w:t>Work</w:t>
+              <w:t>Work Description</w:t>
             </w:r>
           </w:p>
         </w:tc>
         <w:tc>
           <w:tcPr>
-            <w:tcW w:type="dxa" w:w="3331"/>
-            <w:shd w:fill="1A3C29"/>
+            <w:tcW w:type="dxa" w:w="2700"/>
           </w:tcPr>
           <w:p>
-            <w:pPr>
-              <w:spacing w:after="40"/>
-            </w:pPr>
-            <w:r/>
             <w:r>
               <w:rPr>
-                <w:rFonts w:ascii="Aptos" w:hAnsi="Aptos"/>
                 <w:b/>
-                <w:color w:val="FFFFFF"/>
-                <w:sz w:val="16"/>
               </w:rPr>
-              <w:t>Exit criteria</w:t>
+              <w:t>Exit Criteria</w:t>
             </w:r>
           </w:p>
         </w:tc>
       </w:tr>
       <w:tr>
+        <w:trPr/>
         <w:tc>
           <w:tcPr>
-            <w:tcW w:type="dxa" w:w="3331"/>
-            <w:shd w:fill="F8F7F3"/>
+            <w:tcW w:type="dxa" w:w="2000"/>
           </w:tcPr>
           <w:p>
-            <w:pPr>
-              <w:spacing w:after="40"/>
-            </w:pPr>
-            <w:r/>
             <w:r>
-              <w:rPr>
-                <w:rFonts w:ascii="Aptos" w:hAnsi="Aptos"/>
-                <w:b w:val="0"/>
-                <w:color w:val="292D2A"/>
-                <w:sz w:val="16"/>
-              </w:rPr>
               <w:t>0. Governance</w:t>
             </w:r>
           </w:p>
         </w:tc>
         <w:tc>
           <w:tcPr>
-            <w:tcW w:type="dxa" w:w="3331"/>
-            <w:shd w:fill="F8F7F3"/>
+            <w:tcW w:type="dxa" w:w="4800"/>
           </w:tcPr>
           <w:p>
-            <w:pPr>
-              <w:spacing w:after="40"/>
-            </w:pPr>
-            <w:r/>
             <w:r>
-              <w:rPr>
-                <w:rFonts w:ascii="Aptos" w:hAnsi="Aptos"/>
-                <w:b w:val="0"/>
-                <w:color w:val="292D2A"/>
-                <w:sz w:val="16"/>
-              </w:rPr>
-              <w:t>Confirm domain, eligibility fields, official hour/certificate rules, reviewers, privacy and ownership.</w:t>
+              <w:t>Confirm domain, eligibility fields, joint-event hour formula, certificate rules, MY Bharat cell intake rules, privacy.</w:t>
             </w:r>
           </w:p>
         </w:tc>
         <w:tc>
           <w:tcPr>
-            <w:tcW w:type="dxa" w:w="3331"/>
-            <w:shd w:fill="F8F7F3"/>
+            <w:tcW w:type="dxa" w:w="2700"/>
           </w:tcPr>
           <w:p>
-            <w:pPr>
-              <w:spacing w:after="40"/>
-            </w:pPr>
-            <w:r/>
             <w:r>
-              <w:rPr>
-                <w:rFonts w:ascii="Aptos" w:hAnsi="Aptos"/>
-                <w:b w:val="0"/>
-                <w:color w:val="292D2A"/>
-                <w:sz w:val="16"/>
-              </w:rPr>
               <w:t>Open questions and responsible authorities documented.</w:t>
             </w:r>
           </w:p>
         </w:tc>
       </w:tr>
       <w:tr>
+        <w:trPr/>
         <w:tc>
           <w:tcPr>
-            <w:tcW w:type="dxa" w:w="3331"/>
+            <w:tcW w:type="dxa" w:w="2000"/>
           </w:tcPr>
           <w:p>
-            <w:pPr>
-              <w:spacing w:after="40"/>
-            </w:pPr>
-            <w:r/>
             <w:r>
-              <w:rPr>
-                <w:rFonts w:ascii="Aptos" w:hAnsi="Aptos"/>
-                <w:b w:val="0"/>
-                <w:color w:val="292D2A"/>
-                <w:sz w:val="16"/>
-              </w:rPr>
-              <w:t>1. Architecture/design</w:t>
+              <w:t>1. Architecture &amp; Design</w:t>
             </w:r>
           </w:p>
         </w:tc>
         <w:tc>
           <w:tcPr>
-            <w:tcW w:type="dxa" w:w="3331"/>
+            <w:tcW w:type="dxa" w:w="4800"/>
           </w:tcPr>
           <w:p>
-            <w:pPr>
-              <w:spacing w:after="40"/>
-            </w:pPr>
-            <w:r/>
             <w:r>
-              <w:rPr>
-                <w:rFonts w:ascii="Aptos" w:hAnsi="Aptos"/>
-                <w:b w:val="0"/>
-                <w:color w:val="292D2A"/>
-                <w:sz w:val="16"/>
-              </w:rPr>
-              <w:t>Choose stack/providers after review; define roles, tokens, components, environments and routes.</w:t>
+              <w:t>Confirm React + TS + Tailwind tokens; define RBAC, environments, routes (/my-bharat), and incorporate Stitch UI.</w:t>
             </w:r>
           </w:p>
         </w:tc>
         <w:tc>
           <w:tcPr>
-            <w:tcW w:type="dxa" w:w="3331"/>
+            <w:tcW w:type="dxa" w:w="2700"/>
           </w:tcPr>
           <w:p>
-            <w:pPr>
-              <w:spacing w:after="40"/>
-            </w:pPr>
-            <w:r/>
             <w:r>
-              <w:rPr>
-                <w:rFonts w:ascii="Aptos" w:hAnsi="Aptos"/>
-                <w:b w:val="0"/>
-                <w:color w:val="292D2A"/>
-                <w:sz w:val="16"/>
-              </w:rPr>
-              <w:t>TRD and design system reviewed.</w:t>
+              <w:t>TRD, Stitch design system and token baseline reviewed.</w:t>
             </w:r>
           </w:p>
         </w:tc>
       </w:tr>
       <w:tr>
+        <w:trPr/>
         <w:tc>
           <w:tcPr>
-            <w:tcW w:type="dxa" w:w="3331"/>
-            <w:shd w:fill="F8F7F3"/>
+            <w:tcW w:type="dxa" w:w="2000"/>
           </w:tcPr>
           <w:p>
-            <w:pPr>
-              <w:spacing w:after="40"/>
-            </w:pPr>
-            <w:r/>
             <w:r>
-              <w:rPr>
-                <w:rFonts w:ascii="Aptos" w:hAnsi="Aptos"/>
-                <w:b w:val="0"/>
-                <w:color w:val="292D2A"/>
-                <w:sz w:val="16"/>
-              </w:rPr>
-              <w:t>2. Public website</w:t>
+              <w:t>2. Public Website</w:t>
             </w:r>
           </w:p>
         </w:tc>
         <w:tc>
           <w:tcPr>
-            <w:tcW w:type="dxa" w:w="3331"/>
-            <w:shd w:fill="F8F7F3"/>
+            <w:tcW w:type="dxa" w:w="4800"/>
           </w:tcPr>
           <w:p>
-            <w:pPr>
-              <w:spacing w:after="40"/>
-            </w:pPr>
-            <w:r/>
             <w:r>
-              <w:rPr>
-                <w:rFonts w:ascii="Aptos" w:hAnsi="Aptos"/>
-                <w:b w:val="0"/>
-                <w:color w:val="292D2A"/>
-                <w:sz w:val="16"/>
-              </w:rPr>
-              <w:t>Build Home, About, Events, Calendar, Gallery, Team, Volunteer info, Resources, Announcements, Contact, Search and reports.</w:t>
+              <w:t>Build Home, About NSS, MY Bharat (dedicated page), Events, Calendar, Gallery, Team (28 members), Volunteer Info, Resources, Contact.</w:t>
             </w:r>
           </w:p>
         </w:tc>
         <w:tc>
           <w:tcPr>
-            <w:tcW w:type="dxa" w:w="3331"/>
-            <w:shd w:fill="F8F7F3"/>
+            <w:tcW w:type="dxa" w:w="2700"/>
           </w:tcPr>
           <w:p>
-            <w:pPr>
-              <w:spacing w:after="40"/>
-            </w:pPr>
-            <w:r/>
             <w:r>
-              <w:rPr>
-                <w:rFonts w:ascii="Aptos" w:hAnsi="Aptos"/>
-                <w:b w:val="0"/>
-                <w:color w:val="292D2A"/>
-                <w:sz w:val="16"/>
-              </w:rPr>
-              <w:t>Responsive public pages; only approved content.</w:t>
+              <w:t>Responsive public pages; only approved content; registration closed banner visible.</w:t>
             </w:r>
           </w:p>
         </w:tc>
       </w:tr>
       <w:tr>
+        <w:trPr/>
         <w:tc>
           <w:tcPr>
-            <w:tcW w:type="dxa" w:w="3331"/>
+            <w:tcW w:type="dxa" w:w="2000"/>
           </w:tcPr>
           <w:p>
-            <w:pPr>
-              <w:spacing w:after="40"/>
-            </w:pPr>
-            <w:r/>
             <w:r>
-              <w:rPr>
-                <w:rFonts w:ascii="Aptos" w:hAnsi="Aptos"/>
-                <w:b w:val="0"/>
-                <w:color w:val="292D2A"/>
-                <w:sz w:val="16"/>
-              </w:rPr>
-              <w:t>3. Identity/permissions</w:t>
+              <w:t>3. Identity &amp; Permissions</w:t>
             </w:r>
           </w:p>
         </w:tc>
         <w:tc>
           <w:tcPr>
-            <w:tcW w:type="dxa" w:w="3331"/>
+            <w:tcW w:type="dxa" w:w="4800"/>
           </w:tcPr>
           <w:p>
-            <w:pPr>
-              <w:spacing w:after="40"/>
-            </w:pPr>
-            <w:r/>
             <w:r>
-              <w:rPr>
-                <w:rFonts w:ascii="Aptos" w:hAnsi="Aptos"/>
-                <w:b w:val="0"/>
-                <w:color w:val="292D2A"/>
-                <w:sz w:val="16"/>
-              </w:rPr>
-              <w:t>Authentication, role model, MFA, session revocation and recovery.</w:t>
+              <w:t>Authentication, role model (including MY Bharat Coordinator &amp; PO Reviewer), admin MFA, session revocation.</w:t>
             </w:r>
           </w:p>
         </w:tc>
         <w:tc>
           <w:tcPr>
-            <w:tcW w:type="dxa" w:w="3331"/>
+            <w:tcW w:type="dxa" w:w="2700"/>
           </w:tcPr>
           <w:p>
-            <w:pPr>
-              <w:spacing w:after="40"/>
-            </w:pPr>
-            <w:r/>
             <w:r>
-              <w:rPr>
-                <w:rFonts w:ascii="Aptos" w:hAnsi="Aptos"/>
-                <w:b w:val="0"/>
-                <w:color w:val="292D2A"/>
-                <w:sz w:val="16"/>
-              </w:rPr>
-              <w:t>Positive/negative authorization tests pass.</w:t>
+              <w:t>Positive and negative authorization tests pass.</w:t>
             </w:r>
           </w:p>
         </w:tc>
       </w:tr>
       <w:tr>
+        <w:trPr/>
         <w:tc>
           <w:tcPr>
-            <w:tcW w:type="dxa" w:w="3331"/>
-            <w:shd w:fill="F8F7F3"/>
+            <w:tcW w:type="dxa" w:w="2000"/>
           </w:tcPr>
           <w:p>
-            <w:pPr>
-              <w:spacing w:after="40"/>
-            </w:pPr>
-            <w:r/>
             <w:r>
-              <w:rPr>
-                <w:rFonts w:ascii="Aptos" w:hAnsi="Aptos"/>
-                <w:b w:val="0"/>
-                <w:color w:val="292D2A"/>
-                <w:sz w:val="16"/>
-              </w:rPr>
-              <w:t>4. Volunteer/Core Team</w:t>
+              <w:t>4. Multi-Track Registration</w:t>
             </w:r>
           </w:p>
         </w:tc>
         <w:tc>
           <w:tcPr>
-            <w:tcW w:type="dxa" w:w="3331"/>
-            <w:shd w:fill="F8F7F3"/>
+            <w:tcW w:type="dxa" w:w="4800"/>
           </w:tcPr>
           <w:p>
-            <w:pPr>
-              <w:spacing w:after="40"/>
-            </w:pPr>
-            <w:r/>
             <w:r>
-              <w:rPr>
-                <w:rFonts w:ascii="Aptos" w:hAnsi="Aptos"/>
-                <w:b w:val="0"/>
-                <w:color w:val="292D2A"/>
-                <w:sz w:val="16"/>
-              </w:rPr>
-              <w:t>Manual applications, account statuses, roster and academic-year history, alumni view.</w:t>
+              <w:t>Unified registration flow (NSS/Bharat/Both), admin review queues, account statuses, alumni history.</w:t>
             </w:r>
           </w:p>
         </w:tc>
         <w:tc>
           <w:tcPr>
-            <w:tcW w:type="dxa" w:w="3331"/>
-            <w:shd w:fill="F8F7F3"/>
+            <w:tcW w:type="dxa" w:w="2700"/>
           </w:tcPr>
           <w:p>
-            <w:pPr>
-              <w:spacing w:after="40"/>
-            </w:pPr>
-            <w:r/>
             <w:r>
-              <w:rPr>
-                <w:rFonts w:ascii="Aptos" w:hAnsi="Aptos"/>
-                <w:b w:val="0"/>
-                <w:color w:val="292D2A"/>
-                <w:sz w:val="16"/>
-              </w:rPr>
               <w:t>Registration remains disabled by default; lifecycle tests pass.</w:t>
             </w:r>
           </w:p>
         </w:tc>
       </w:tr>
       <w:tr>
+        <w:trPr/>
         <w:tc>
           <w:tcPr>
-            <w:tcW w:type="dxa" w:w="3331"/>
+            <w:tcW w:type="dxa" w:w="2000"/>
           </w:tcPr>
           <w:p>
-            <w:pPr>
-              <w:spacing w:after="40"/>
-            </w:pPr>
-            <w:r/>
             <w:r>
-              <w:rPr>
-                <w:rFonts w:ascii="Aptos" w:hAnsi="Aptos"/>
-                <w:b w:val="0"/>
-                <w:color w:val="292D2A"/>
-                <w:sz w:val="16"/>
-              </w:rPr>
-              <w:t>5. Events/attendance/hours</w:t>
+              <w:t>5. Events, Attendance &amp; Hours</w:t>
             </w:r>
           </w:p>
         </w:tc>
         <w:tc>
           <w:tcPr>
-            <w:tcW w:type="dxa" w:w="3331"/>
+            <w:tcW w:type="dxa" w:w="4800"/>
           </w:tcPr>
           <w:p>
-            <w:pPr>
-              <w:spacing w:after="40"/>
-            </w:pPr>
-            <w:r/>
             <w:r>
-              <w:rPr>
-                <w:rFonts w:ascii="Aptos" w:hAnsi="Aptos"/>
-                <w:b w:val="0"/>
-                <w:color w:val="292D2A"/>
-                <w:sz w:val="16"/>
-              </w:rPr>
-              <w:t>Proposals, capacity/deadlines, manual attendance, corrections, camps and hours.</w:t>
+              <w:t>Event proposals (NSS/Bharat/Joint), capacity rules, manual attendance, audit log, distinct hour ledgers (no double-counting).</w:t>
             </w:r>
           </w:p>
         </w:tc>
         <w:tc>
           <w:tcPr>
-            <w:tcW w:type="dxa" w:w="3331"/>
+            <w:tcW w:type="dxa" w:w="2700"/>
           </w:tcPr>
           <w:p>
-            <w:pPr>
-              <w:spacing w:after="40"/>
-            </w:pPr>
-            <w:r/>
             <w:r>
-              <w:rPr>
-                <w:rFonts w:ascii="Aptos" w:hAnsi="Aptos"/>
-                <w:b w:val="0"/>
-                <w:color w:val="292D2A"/>
-                <w:sz w:val="16"/>
-              </w:rPr>
-              <w:t>No overbooking; audited corrections; calculations verified.</w:t>
+              <w:t>No overbooking; audited corrections; zero double-counting verified.</w:t>
             </w:r>
           </w:p>
         </w:tc>
       </w:tr>
       <w:tr>
+        <w:trPr/>
         <w:tc>
           <w:tcPr>
-            <w:tcW w:type="dxa" w:w="3331"/>
-            <w:shd w:fill="F8F7F3"/>
+            <w:tcW w:type="dxa" w:w="2000"/>
           </w:tcPr>
           <w:p>
-            <w:pPr>
-              <w:spacing w:after="40"/>
-            </w:pPr>
-            <w:r/>
             <w:r>
-              <w:rPr>
-                <w:rFonts w:ascii="Aptos" w:hAnsi="Aptos"/>
-                <w:b w:val="0"/>
-                <w:color w:val="292D2A"/>
-                <w:sz w:val="16"/>
-              </w:rPr>
-              <w:t>6. Collaboration</w:t>
+              <w:t>6. Collaboration Workspaces</w:t>
             </w:r>
           </w:p>
         </w:tc>
         <w:tc>
           <w:tcPr>
-            <w:tcW w:type="dxa" w:w="3331"/>
-            <w:shd w:fill="F8F7F3"/>
+            <w:tcW w:type="dxa" w:w="4800"/>
           </w:tcPr>
           <w:p>
-            <w:pPr>
-              <w:spacing w:after="40"/>
-            </w:pPr>
-            <w:r/>
             <w:r>
-              <w:rPr>
-                <w:rFonts w:ascii="Aptos" w:hAnsi="Aptos"/>
-                <w:b w:val="0"/>
-                <w:color w:val="292D2A"/>
-                <w:sz w:val="16"/>
-              </w:rPr>
-              <w:t>Tasks, attachments, meetings, notices, support and confidential reports.</w:t>
+              <w:t>Core Team tasks, restricted attachments, meeting minutes, notices, support tickets, confidential reports.</w:t>
             </w:r>
           </w:p>
         </w:tc>
         <w:tc>
           <w:tcPr>
-            <w:tcW w:type="dxa" w:w="3331"/>
-            <w:shd w:fill="F8F7F3"/>
+            <w:tcW w:type="dxa" w:w="2700"/>
           </w:tcPr>
           <w:p>
-            <w:pPr>
-              <w:spacing w:after="40"/>
-            </w:pPr>
-            <w:r/>
             <w:r>
-              <w:rPr>
-                <w:rFonts w:ascii="Aptos" w:hAnsi="Aptos"/>
-                <w:b w:val="0"/>
-                <w:color w:val="292D2A"/>
-                <w:sz w:val="16"/>
-              </w:rPr>
-              <w:t>Permissions and notification tests pass.</w:t>
+              <w:t>Permissions and notification delivery tests pass.</w:t>
             </w:r>
           </w:p>
         </w:tc>
       </w:tr>
       <w:tr>
+        <w:trPr/>
         <w:tc>
           <w:tcPr>
-            <w:tcW w:type="dxa" w:w="3331"/>
+            <w:tcW w:type="dxa" w:w="2000"/>
           </w:tcPr>
           <w:p>
-            <w:pPr>
-              <w:spacing w:after="40"/>
-            </w:pPr>
-            <w:r/>
             <w:r>
-              <w:rPr>
-                <w:rFonts w:ascii="Aptos" w:hAnsi="Aptos"/>
-                <w:b w:val="0"/>
-                <w:color w:val="292D2A"/>
-                <w:sz w:val="16"/>
-              </w:rPr>
-              <w:t>7. Media/reports/certificates</w:t>
+              <w:t>7. Media, Reports &amp; Certs</w:t>
             </w:r>
           </w:p>
         </w:tc>
         <w:tc>
           <w:tcPr>
-            <w:tcW w:type="dxa" w:w="3331"/>
+            <w:tcW w:type="dxa" w:w="4800"/>
           </w:tcPr>
           <w:p>
-            <w:pPr>
-              <w:spacing w:after="40"/>
-            </w:pPr>
-            <w:r/>
             <w:r>
-              <w:rPr>
-                <w:rFonts w:ascii="Aptos" w:hAnsi="Aptos"/>
-                <w:b w:val="0"/>
-                <w:color w:val="292D2A"/>
-                <w:sz w:val="16"/>
-              </w:rPr>
-              <w:t>Review workflow, resources, Excel/PDF exports, annual reports, certificate approval.</w:t>
+              <w:t>Media review workflow, album curation, PDF exports, annual reports, certificate approval workflows.</w:t>
             </w:r>
           </w:p>
         </w:tc>
         <w:tc>
           <w:tcPr>
-            <w:tcW w:type="dxa" w:w="3331"/>
+            <w:tcW w:type="dxa" w:w="2700"/>
           </w:tcPr>
           <w:p>
-            <w:pPr>
-              <w:spacing w:after="40"/>
-            </w:pPr>
-            <w:r/>
             <w:r>
-              <w:rPr>
-                <w:rFonts w:ascii="Aptos" w:hAnsi="Aptos"/>
-                <w:b w:val="0"/>
-                <w:color w:val="292D2A"/>
-                <w:sz w:val="16"/>
-              </w:rPr>
               <w:t>No private leakage; exports and issuance tested.</w:t>
             </w:r>
           </w:p>
         </w:tc>
       </w:tr>
       <w:tr>
+        <w:trPr/>
         <w:tc>
           <w:tcPr>
-            <w:tcW w:type="dxa" w:w="3331"/>
-            <w:shd w:fill="F8F7F3"/>
+            <w:tcW w:type="dxa" w:w="2000"/>
           </w:tcPr>
           <w:p>
-            <w:pPr>
-              <w:spacing w:after="40"/>
-            </w:pPr>
-            <w:r/>
             <w:r>
-              <w:rPr>
-                <w:rFonts w:ascii="Aptos" w:hAnsi="Aptos"/>
-                <w:b w:val="0"/>
-                <w:color w:val="292D2A"/>
-                <w:sz w:val="16"/>
-              </w:rPr>
-              <w:t>8. Hardening</w:t>
+              <w:t>8. Hardening &amp; Quality</w:t>
             </w:r>
           </w:p>
         </w:tc>
         <w:tc>
           <w:tcPr>
-            <w:tcW w:type="dxa" w:w="3331"/>
-            <w:shd w:fill="F8F7F3"/>
+            <w:tcW w:type="dxa" w:w="4800"/>
           </w:tcPr>
           <w:p>
-            <w:pPr>
-              <w:spacing w:after="40"/>
-            </w:pPr>
-            <w:r/>
             <w:r>
-              <w:rPr>
-                <w:rFonts w:ascii="Aptos" w:hAnsi="Aptos"/>
-                <w:b w:val="0"/>
-                <w:color w:val="292D2A"/>
-                <w:sz w:val="16"/>
-              </w:rPr>
-              <w:t>Security, accessibility, performance, backups and restoration.</w:t>
+              <w:t>Security audit, WCAG 2.2 AA accessibility, performance profiling, backup restore test.</w:t>
             </w:r>
           </w:p>
         </w:tc>
         <w:tc>
           <w:tcPr>
-            <w:tcW w:type="dxa" w:w="3331"/>
-            <w:shd w:fill="F8F7F3"/>
+            <w:tcW w:type="dxa" w:w="2700"/>
           </w:tcPr>
           <w:p>
-            <w:pPr>
-              <w:spacing w:after="40"/>
-            </w:pPr>
-            <w:r/>
             <w:r>
-              <w:rPr>
-                <w:rFonts w:ascii="Aptos" w:hAnsi="Aptos"/>
-                <w:b w:val="0"/>
-                <w:color w:val="292D2A"/>
-                <w:sz w:val="16"/>
-              </w:rPr>
-              <w:t>Critical findings resolved and evidence recorded.</w:t>
+              <w:t>Critical findings resolved; restore drill evidence recorded.</w:t>
             </w:r>
           </w:p>
         </w:tc>
       </w:tr>
       <w:tr>
+        <w:trPr/>
         <w:tc>
           <w:tcPr>
-            <w:tcW w:type="dxa" w:w="3331"/>
+            <w:tcW w:type="dxa" w:w="2000"/>
           </w:tcPr>
           <w:p>
-            <w:pPr>
-              <w:spacing w:after="40"/>
-            </w:pPr>
-            <w:r/>
             <w:r>
-              <w:rPr>
-                <w:rFonts w:ascii="Aptos" w:hAnsi="Aptos"/>
-                <w:b w:val="0"/>
-                <w:color w:val="292D2A"/>
-                <w:sz w:val="16"/>
-              </w:rPr>
-              <w:t>9. Private preview</w:t>
+              <w:t>9. Private Preview</w:t>
             </w:r>
           </w:p>
         </w:tc>
         <w:tc>
           <w:tcPr>
-            <w:tcW w:type="dxa" w:w="3331"/>
+            <w:tcW w:type="dxa" w:w="4800"/>
           </w:tcPr>
           <w:p>
-            <w:pPr>
-              <w:spacing w:after="40"/>
-            </w:pPr>
-            <w:r/>
             <w:r>
-              <w:rPr>
-                <w:rFonts w:ascii="Aptos" w:hAnsi="Aptos"/>
-                <w:b w:val="0"/>
-                <w:color w:val="292D2A"/>
-                <w:sz w:val="16"/>
-              </w:rPr>
-              <w:t>Load approved content and test with reviewers on mobile/desktop.</w:t>
+              <w:t>Load approved content; test with primary NSS admins, MY Bharat coordinators, and college authority on mobile/desktop.</w:t>
             </w:r>
           </w:p>
         </w:tc>
         <w:tc>
           <w:tcPr>
-            <w:tcW w:type="dxa" w:w="3331"/>
+            <w:tcW w:type="dxa" w:w="2700"/>
           </w:tcPr>
           <w:p>
-            <w:pPr>
-              <w:spacing w:after="40"/>
-            </w:pPr>
-            <w:r/>
             <w:r>
-              <w:rPr>
-                <w:rFonts w:ascii="Aptos" w:hAnsi="Aptos"/>
-                <w:b w:val="0"/>
-                <w:color w:val="292D2A"/>
-                <w:sz w:val="16"/>
-              </w:rPr>
               <w:t>Both admins and college reviewer approve or record blockers.</w:t>
             </w:r>
           </w:p>
         </w:tc>
       </w:tr>
       <w:tr>
+        <w:trPr/>
         <w:tc>
           <w:tcPr>
-            <w:tcW w:type="dxa" w:w="3331"/>
-            <w:shd w:fill="F8F7F3"/>
+            <w:tcW w:type="dxa" w:w="2000"/>
           </w:tcPr>
           <w:p>
-            <w:pPr>
-              <w:spacing w:after="40"/>
-            </w:pPr>
-            <w:r/>
             <w:r>
-              <w:rPr>
-                <w:rFonts w:ascii="Aptos" w:hAnsi="Aptos"/>
-                <w:b w:val="0"/>
-                <w:color w:val="292D2A"/>
-                <w:sz w:val="16"/>
-              </w:rPr>
-              <w:t>10. Launch/handover</w:t>
+              <w:t>10. Launch &amp; Handover</w:t>
             </w:r>
           </w:p>
         </w:tc>
         <w:tc>
           <w:tcPr>
-            <w:tcW w:type="dxa" w:w="3331"/>
-            <w:shd w:fill="F8F7F3"/>
+            <w:tcW w:type="dxa" w:w="4800"/>
           </w:tcPr>
           <w:p>
-            <w:pPr>
-              <w:spacing w:after="40"/>
-            </w:pPr>
-            <w:r/>
             <w:r>
-              <w:rPr>
-                <w:rFonts w:ascii="Aptos" w:hAnsi="Aptos"/>
-                <w:b w:val="0"/>
-                <w:color w:val="292D2A"/>
-                <w:sz w:val="16"/>
-              </w:rPr>
               <w:t>Joint approval, production deployment, monitoring and runbook transfer.</w:t>
             </w:r>
           </w:p>
         </w:tc>
         <w:tc>
           <w:tcPr>
-            <w:tcW w:type="dxa" w:w="3331"/>
-            <w:shd w:fill="F8F7F3"/>
+            <w:tcW w:type="dxa" w:w="2700"/>
           </w:tcPr>
           <w:p>
-            <w:pPr>
-              <w:spacing w:after="40"/>
-            </w:pPr>
-            <w:r/>
             <w:r>
-              <w:rPr>
-                <w:rFonts w:ascii="Aptos" w:hAnsi="Aptos"/>
-                <w:b w:val="0"/>
-                <w:color w:val="292D2A"/>
-                <w:sz w:val="16"/>
-              </w:rPr>
-              <w:t>Two maintainers trained; rollback/recovery available; registration opened only if separately authorized.</w:t>
+              <w:t>Two maintainers trained; rollback available; registration opens only by separate authorized decision.</w:t>
             </w:r>
           </w:p>
         </w:tc>
       </w:tr>
     </w:tbl>
-    <w:p/>
     <w:p>
       <w:pPr>
         <w:pStyle w:val="Heading1"/>
@@ -1123,321 +628,54 @@
         <w:t>3. Workstreams</w:t>
       </w:r>
     </w:p>
-    <w:tbl>
-      <w:tblPr>
-        <w:tblStyle w:val="TableGrid"/>
-        <w:tblW w:type="auto" w:w="0"/>
-        <w:jc w:val="center"/>
-        <w:tblLook w:firstColumn="1" w:firstRow="1" w:lastColumn="0" w:lastRow="0" w:noHBand="0" w:noVBand="1" w:val="04A0"/>
-      </w:tblPr>
-      <w:tblGrid>
-        <w:gridCol w:w="4997"/>
-        <w:gridCol w:w="4997"/>
-      </w:tblGrid>
-      <w:tr>
-        <w:tc>
-          <w:tcPr>
-            <w:tcW w:type="dxa" w:w="4997"/>
-            <w:shd w:fill="1A3C29"/>
-          </w:tcPr>
-          <w:p>
-            <w:pPr>
-              <w:spacing w:after="40"/>
-            </w:pPr>
-            <w:r/>
-            <w:r>
-              <w:rPr>
-                <w:rFonts w:ascii="Aptos" w:hAnsi="Aptos"/>
-                <w:b/>
-                <w:color w:val="FFFFFF"/>
-                <w:sz w:val="16"/>
-              </w:rPr>
-              <w:t>Workstream</w:t>
-            </w:r>
-          </w:p>
-        </w:tc>
-        <w:tc>
-          <w:tcPr>
-            <w:tcW w:type="dxa" w:w="4997"/>
-            <w:shd w:fill="1A3C29"/>
-          </w:tcPr>
-          <w:p>
-            <w:pPr>
-              <w:spacing w:after="40"/>
-            </w:pPr>
-            <w:r/>
-            <w:r>
-              <w:rPr>
-                <w:rFonts w:ascii="Aptos" w:hAnsi="Aptos"/>
-                <w:b/>
-                <w:color w:val="FFFFFF"/>
-                <w:sz w:val="16"/>
-              </w:rPr>
-              <w:t>Tasks</w:t>
-            </w:r>
-          </w:p>
-        </w:tc>
-      </w:tr>
-      <w:tr>
-        <w:tc>
-          <w:tcPr>
-            <w:tcW w:type="dxa" w:w="4997"/>
-            <w:shd w:fill="F8F7F3"/>
-          </w:tcPr>
-          <w:p>
-            <w:pPr>
-              <w:spacing w:after="40"/>
-            </w:pPr>
-            <w:r/>
-            <w:r>
-              <w:rPr>
-                <w:rFonts w:ascii="Aptos" w:hAnsi="Aptos"/>
-                <w:b w:val="0"/>
-                <w:color w:val="292D2A"/>
-                <w:sz w:val="16"/>
-              </w:rPr>
-              <w:t>Product/content</w:t>
-            </w:r>
-          </w:p>
-        </w:tc>
-        <w:tc>
-          <w:tcPr>
-            <w:tcW w:type="dxa" w:w="4997"/>
-            <w:shd w:fill="F8F7F3"/>
-          </w:tcPr>
-          <w:p>
-            <w:pPr>
-              <w:spacing w:after="40"/>
-            </w:pPr>
-            <w:r/>
-            <w:r>
-              <w:rPr>
-                <w:rFonts w:ascii="Aptos" w:hAnsi="Aptos"/>
-                <w:b w:val="0"/>
-                <w:color w:val="292D2A"/>
-                <w:sz w:val="16"/>
-              </w:rPr>
-              <w:t>Approved copy, official resources, event data, bios, media consent and reports.</w:t>
-            </w:r>
-          </w:p>
-        </w:tc>
-      </w:tr>
-      <w:tr>
-        <w:tc>
-          <w:tcPr>
-            <w:tcW w:type="dxa" w:w="4997"/>
-          </w:tcPr>
-          <w:p>
-            <w:pPr>
-              <w:spacing w:after="40"/>
-            </w:pPr>
-            <w:r/>
-            <w:r>
-              <w:rPr>
-                <w:rFonts w:ascii="Aptos" w:hAnsi="Aptos"/>
-                <w:b w:val="0"/>
-                <w:color w:val="292D2A"/>
-                <w:sz w:val="16"/>
-              </w:rPr>
-              <w:t>Design</w:t>
-            </w:r>
-          </w:p>
-        </w:tc>
-        <w:tc>
-          <w:tcPr>
-            <w:tcW w:type="dxa" w:w="4997"/>
-          </w:tcPr>
-          <w:p>
-            <w:pPr>
-              <w:spacing w:after="40"/>
-            </w:pPr>
-            <w:r/>
-            <w:r>
-              <w:rPr>
-                <w:rFonts w:ascii="Aptos" w:hAnsi="Aptos"/>
-                <w:b w:val="0"/>
-                <w:color w:val="292D2A"/>
-                <w:sz w:val="16"/>
-              </w:rPr>
-              <w:t>Tokens, responsive layouts, components, motion, accessibility and dashboard IA.</w:t>
-            </w:r>
-          </w:p>
-        </w:tc>
-      </w:tr>
-      <w:tr>
-        <w:tc>
-          <w:tcPr>
-            <w:tcW w:type="dxa" w:w="4997"/>
-            <w:shd w:fill="F8F7F3"/>
-          </w:tcPr>
-          <w:p>
-            <w:pPr>
-              <w:spacing w:after="40"/>
-            </w:pPr>
-            <w:r/>
-            <w:r>
-              <w:rPr>
-                <w:rFonts w:ascii="Aptos" w:hAnsi="Aptos"/>
-                <w:b w:val="0"/>
-                <w:color w:val="292D2A"/>
-                <w:sz w:val="16"/>
-              </w:rPr>
-              <w:t>Frontend</w:t>
-            </w:r>
-          </w:p>
-        </w:tc>
-        <w:tc>
-          <w:tcPr>
-            <w:tcW w:type="dxa" w:w="4997"/>
-            <w:shd w:fill="F8F7F3"/>
-          </w:tcPr>
-          <w:p>
-            <w:pPr>
-              <w:spacing w:after="40"/>
-            </w:pPr>
-            <w:r/>
-            <w:r>
-              <w:rPr>
-                <w:rFonts w:ascii="Aptos" w:hAnsi="Aptos"/>
-                <w:b w:val="0"/>
-                <w:color w:val="292D2A"/>
-                <w:sz w:val="16"/>
-              </w:rPr>
-              <w:t>Pages, dashboards, forms, filters, calendar, animations and UI states.</w:t>
-            </w:r>
-          </w:p>
-        </w:tc>
-      </w:tr>
-      <w:tr>
-        <w:tc>
-          <w:tcPr>
-            <w:tcW w:type="dxa" w:w="4997"/>
-          </w:tcPr>
-          <w:p>
-            <w:pPr>
-              <w:spacing w:after="40"/>
-            </w:pPr>
-            <w:r/>
-            <w:r>
-              <w:rPr>
-                <w:rFonts w:ascii="Aptos" w:hAnsi="Aptos"/>
-                <w:b w:val="0"/>
-                <w:color w:val="292D2A"/>
-                <w:sz w:val="16"/>
-              </w:rPr>
-              <w:t>Backend/data</w:t>
-            </w:r>
-          </w:p>
-        </w:tc>
-        <w:tc>
-          <w:tcPr>
-            <w:tcW w:type="dxa" w:w="4997"/>
-          </w:tcPr>
-          <w:p>
-            <w:pPr>
-              <w:spacing w:after="40"/>
-            </w:pPr>
-            <w:r/>
-            <w:r>
-              <w:rPr>
-                <w:rFonts w:ascii="Aptos" w:hAnsi="Aptos"/>
-                <w:b w:val="0"/>
-                <w:color w:val="292D2A"/>
-                <w:sz w:val="16"/>
-              </w:rPr>
-              <w:t>Schema, APIs, authorization, workflow rules, audit and reporting.</w:t>
-            </w:r>
-          </w:p>
-        </w:tc>
-      </w:tr>
-      <w:tr>
-        <w:tc>
-          <w:tcPr>
-            <w:tcW w:type="dxa" w:w="4997"/>
-            <w:shd w:fill="F8F7F3"/>
-          </w:tcPr>
-          <w:p>
-            <w:pPr>
-              <w:spacing w:after="40"/>
-            </w:pPr>
-            <w:r/>
-            <w:r>
-              <w:rPr>
-                <w:rFonts w:ascii="Aptos" w:hAnsi="Aptos"/>
-                <w:b w:val="0"/>
-                <w:color w:val="292D2A"/>
-                <w:sz w:val="16"/>
-              </w:rPr>
-              <w:t>Operations</w:t>
-            </w:r>
-          </w:p>
-        </w:tc>
-        <w:tc>
-          <w:tcPr>
-            <w:tcW w:type="dxa" w:w="4997"/>
-            <w:shd w:fill="F8F7F3"/>
-          </w:tcPr>
-          <w:p>
-            <w:pPr>
-              <w:spacing w:after="40"/>
-            </w:pPr>
-            <w:r/>
-            <w:r>
-              <w:rPr>
-                <w:rFonts w:ascii="Aptos" w:hAnsi="Aptos"/>
-                <w:b w:val="0"/>
-                <w:color w:val="292D2A"/>
-                <w:sz w:val="16"/>
-              </w:rPr>
-              <w:t>Domain, environments, secrets, monitoring, backups, restore and incident runbooks.</w:t>
-            </w:r>
-          </w:p>
-        </w:tc>
-      </w:tr>
-      <w:tr>
-        <w:tc>
-          <w:tcPr>
-            <w:tcW w:type="dxa" w:w="4997"/>
-          </w:tcPr>
-          <w:p>
-            <w:pPr>
-              <w:spacing w:after="40"/>
-            </w:pPr>
-            <w:r/>
-            <w:r>
-              <w:rPr>
-                <w:rFonts w:ascii="Aptos" w:hAnsi="Aptos"/>
-                <w:b w:val="0"/>
-                <w:color w:val="292D2A"/>
-                <w:sz w:val="16"/>
-              </w:rPr>
-              <w:t>QA</w:t>
-            </w:r>
-          </w:p>
-        </w:tc>
-        <w:tc>
-          <w:tcPr>
-            <w:tcW w:type="dxa" w:w="4997"/>
-          </w:tcPr>
-          <w:p>
-            <w:pPr>
-              <w:spacing w:after="40"/>
-            </w:pPr>
-            <w:r/>
-            <w:r>
-              <w:rPr>
-                <w:rFonts w:ascii="Aptos" w:hAnsi="Aptos"/>
-                <w:b w:val="0"/>
-                <w:color w:val="292D2A"/>
-                <w:sz w:val="16"/>
-              </w:rPr>
-              <w:t>Unit/integration/e2e tests, permissions, accessibility, device, performance and regression tests.</w:t>
-            </w:r>
-          </w:p>
-        </w:tc>
-      </w:tr>
-    </w:tbl>
-    <w:p/>
+    <w:p>
+      <w:pPr>
+        <w:pStyle w:val="ListBullet"/>
+      </w:pPr>
+      <w:r>
+        <w:t>Product &amp; Content: approved copy, official resources, event data, bios (24 NSS, 4 Bharat), media consent and reports.</w:t>
+      </w:r>
+    </w:p>
+    <w:p>
+      <w:pPr>
+        <w:pStyle w:val="ListBullet"/>
+      </w:pPr>
+      <w:r>
+        <w:t>Design: tokens, responsive layouts, motion system, Stitch UI incorporation, accessibility and dashboard IA.</w:t>
+      </w:r>
+    </w:p>
+    <w:p>
+      <w:pPr>
+        <w:pStyle w:val="ListBullet"/>
+      </w:pPr>
+      <w:r>
+        <w:t>Frontend: pages, dedicated MY Bharat landing, dashboards, forms, filters, calendar, animations and UI states.</w:t>
+      </w:r>
+    </w:p>
+    <w:p>
+      <w:pPr>
+        <w:pStyle w:val="ListBullet"/>
+      </w:pPr>
+      <w:r>
+        <w:t>Backend &amp; Data: schema, RLS policies, multi-track authorization, workflow rules, audit and reporting.</w:t>
+      </w:r>
+    </w:p>
+    <w:p>
+      <w:pPr>
+        <w:pStyle w:val="ListBullet"/>
+      </w:pPr>
+      <w:r>
+        <w:t>Operations: domain, environments, secrets, monitoring, backups, restore and incident runbooks.</w:t>
+      </w:r>
+    </w:p>
+    <w:p>
+      <w:pPr>
+        <w:pStyle w:val="ListBullet"/>
+      </w:pPr>
+      <w:r>
+        <w:t>QA: unit, integration, e2e, permissions, accessibility, device and performance testing.</w:t>
+      </w:r>
+    </w:p>
     <w:p>
       <w:pPr>
         <w:pStyle w:val="Heading1"/>
@@ -1449,82 +687,57 @@
     <w:p>
       <w:pPr>
         <w:pStyle w:val="ListBullet"/>
-        <w:spacing w:after="40"/>
       </w:pPr>
       <w:r>
-        <w:t>Unit tests for hours, capacity/deadline logic, state transitions and permissions.</w:t>
+        <w:t>Unit tests: service-hour calculation (verifying zero double-counting for joint events), multi-track filtering, state transitions and permissions.</w:t>
       </w:r>
     </w:p>
     <w:p>
       <w:pPr>
         <w:pStyle w:val="ListBullet"/>
-        <w:spacing w:after="40"/>
       </w:pPr>
       <w:r>
-        <w:t>Integration tests for registration, approval, attendance corrections, notifications, media review and certificates.</w:t>
+        <w:t>Integration tests: multi-track registration, dual approval queues, attendance corrections, notifications, media review and certificates.</w:t>
       </w:r>
     </w:p>
     <w:p>
       <w:pPr>
         <w:pStyle w:val="ListBullet"/>
-        <w:spacing w:after="40"/>
       </w:pPr>
       <w:r>
-        <w:t>End-to-end journeys across public site and all four access areas.</w:t>
+        <w:t>End-to-end tests: user journeys across public site (including /my-bharat) and all private workspaces.</w:t>
       </w:r>
     </w:p>
     <w:p>
       <w:pPr>
         <w:pStyle w:val="ListBullet"/>
-        <w:spacing w:after="40"/>
       </w:pPr>
       <w:r>
-        <w:t>Negative authorization tests for wrong role, wrong record owner, revoked sessions and unpublished/private content.</w:t>
+        <w:t>Negative authorization tests: MY Bharat coordinator attempting to edit NSS unit records; volunteer attempting peer record access; revoked sessions.</w:t>
       </w:r>
     </w:p>
     <w:p>
       <w:pPr>
         <w:pStyle w:val="ListBullet"/>
-        <w:spacing w:after="40"/>
       </w:pPr>
       <w:r>
-        <w:t>Concurrency tests for event capacity and duplicate registration.</w:t>
+        <w:t>Concurrency tests: event registration capacity limits under load.</w:t>
       </w:r>
     </w:p>
     <w:p>
       <w:pPr>
         <w:pStyle w:val="ListBullet"/>
-        <w:spacing w:after="40"/>
       </w:pPr>
       <w:r>
-        <w:t>Database/media/configuration restore test.</w:t>
+        <w:t>Accessibility &amp; Performance: WCAG 2.2 AA automated/manual checks; mobile responsiveness on mid-range devices; reduced motion tests.</w:t>
       </w:r>
     </w:p>
     <w:p>
       <w:pPr>
         <w:pStyle w:val="ListBullet"/>
-        <w:spacing w:after="40"/>
       </w:pPr>
       <w:r>
-        <w:t>Keyboard, contrast, form, carousel and reduced-motion accessibility checks.</w:t>
-      </w:r>
-    </w:p>
-    <w:p>
-      <w:pPr>
-        <w:pStyle w:val="ListBullet"/>
-        <w:spacing w:after="40"/>
-      </w:pPr>
-      <w:r>
-        <w:t>Performance tests on representative mobile devices and slower networks.</w:t>
-      </w:r>
-    </w:p>
-    <w:p>
-      <w:pPr>
-        <w:pStyle w:val="ListBullet"/>
-        <w:spacing w:after="40"/>
-      </w:pPr>
-      <w:r>
-        <w:t>Email failure/retry tests; never assume delivery without provider confirmation.</w:t>
+        <w:t>Email failure &amp; recovery: transactional retry tests; never assume delivery without confirmation.</w:t>
       </w:r>
     </w:p>
     <w:p>
@@ -1538,7 +751,6 @@
     <w:p>
       <w:pPr>
         <w:pStyle w:val="ListBullet"/>
-        <w:spacing w:after="40"/>
       </w:pPr>
       <w:r>
         <w:t>Use reusable motion tokens/variants; avoid one-off effects everywhere.</w:t>
@@ -1547,55 +759,33 @@
     <w:p>
       <w:pPr>
         <w:pStyle w:val="ListBullet"/>
-        <w:spacing w:after="40"/>
       </w:pPr>
       <w:r>
-        <w:t>Implement hero carousel pause/navigation/indicators and reduced-motion fallback.</w:t>
+        <w:t>Hero carousel: pause/play, previous/next, indicators, keyboard control and reduced-motion fallback.</w:t>
       </w:r>
     </w:p>
     <w:p>
       <w:pPr>
         <w:pStyle w:val="ListBullet"/>
-        <w:spacing w:after="40"/>
       </w:pPr>
       <w:r>
-        <w:t>Implement drawer focus management, Escape and backdrop close.</w:t>
+        <w:t>Navigation drawer: focus management, Escape key listener, backdrop close and body scroll lock.</w:t>
       </w:r>
     </w:p>
     <w:p>
       <w:pPr>
         <w:pStyle w:val="ListBullet"/>
-        <w:spacing w:after="40"/>
       </w:pPr>
       <w:r>
-        <w:t>Prefer transform/opacity and avoid layout shifts/heavy scroll handlers.</w:t>
+        <w:t>Prefer transform and opacity; avoid layout recalculations and heavy scroll listeners.</w:t>
       </w:r>
     </w:p>
     <w:p>
       <w:pPr>
         <w:pStyle w:val="ListBullet"/>
-        <w:spacing w:after="40"/>
       </w:pPr>
       <w:r>
-        <w:t>Optimize/lazy-load below-fold images and use responsive formats.</w:t>
-      </w:r>
-    </w:p>
-    <w:p>
-      <w:pPr>
-        <w:pStyle w:val="ListBullet"/>
-        <w:spacing w:after="40"/>
-      </w:pPr>
-      <w:r>
-        <w:t>Test motion on mid-range phones; interaction must remain immediate.</w:t>
-      </w:r>
-    </w:p>
-    <w:p>
-      <w:pPr>
-        <w:pStyle w:val="ListBullet"/>
-        <w:spacing w:after="40"/>
-      </w:pPr>
-      <w:r>
-        <w:t>Critical text/actions remain available when animation is disabled or fails.</w:t>
+        <w:t>Test on mid-range mobile devices; critical actions must remain immediate without animation delays.</w:t>
       </w:r>
     </w:p>
     <w:p>
@@ -1609,109 +799,81 @@
     <w:p>
       <w:pPr>
         <w:pStyle w:val="ListBullet"/>
-        <w:spacing w:after="40"/>
       </w:pPr>
       <w:r>
-        <w:t>Official domain approved and ownership/handover documented.</w:t>
+        <w:t>Official domain approved; ownership and handover documented.</w:t>
       </w:r>
     </w:p>
     <w:p>
       <w:pPr>
         <w:pStyle w:val="ListBullet"/>
-        <w:spacing w:after="40"/>
       </w:pPr>
       <w:r>
-        <w:t>Both primary admins use MFA; recovery procedures verified.</w:t>
+        <w:t>Primary administrators use MFA; recovery procedures verified.</w:t>
       </w:r>
     </w:p>
     <w:p>
       <w:pPr>
         <w:pStyle w:val="ListBullet"/>
-        <w:spacing w:after="40"/>
       </w:pPr>
       <w:r>
-        <w:t>Role matrix and revoked-session behavior tested.</w:t>
+        <w:t>Role matrix and revoked-session behavior tested across all roles.</w:t>
       </w:r>
     </w:p>
     <w:p>
       <w:pPr>
         <w:pStyle w:val="ListBullet"/>
-        <w:spacing w:after="40"/>
       </w:pPr>
       <w:r>
-        <w:t>All published content, photos, contacts and resources approved; no fabricated content.</w:t>
+        <w:t>All published content, photos, contacts and resources approved; zero fabricated content.</w:t>
       </w:r>
     </w:p>
     <w:p>
       <w:pPr>
         <w:pStyle w:val="ListBullet"/>
-        <w:spacing w:after="40"/>
       </w:pPr>
       <w:r>
-        <w:t>Registration stays closed until separately authorized.</w:t>
+        <w:t>Volunteer registration stays closed until separately authorized.</w:t>
       </w:r>
     </w:p>
     <w:p>
       <w:pPr>
         <w:pStyle w:val="ListBullet"/>
-        <w:spacing w:after="40"/>
       </w:pPr>
       <w:r>
-        <w:t>Capacity/deadline, attendance correction and hour recalculation tests pass.</w:t>
+        <w:t>Roster verification: 28 Core Team members confirmed (24 NSS, 4 MY Bharat) prior to team page release.</w:t>
       </w:r>
     </w:p>
     <w:p>
       <w:pPr>
         <w:pStyle w:val="ListBullet"/>
-        <w:spacing w:after="40"/>
       </w:pPr>
       <w:r>
-        <w:t>Certificate issuance requires admin approval; official rules confirmed.</w:t>
+        <w:t>Service-hour calculation rules and joint-event crediting formula confirmed by Programme Officer.</w:t>
       </w:r>
     </w:p>
     <w:p>
       <w:pPr>
         <w:pStyle w:val="ListBullet"/>
-        <w:spacing w:after="40"/>
       </w:pPr>
       <w:r>
-        <w:t>Email/dashboard notices tested and failures reported truthfully.</w:t>
+        <w:t>Backup and restore test succeeds; actual provider limits verified.</w:t>
       </w:r>
     </w:p>
     <w:p>
       <w:pPr>
         <w:pStyle w:val="ListBullet"/>
-        <w:spacing w:after="40"/>
       </w:pPr>
       <w:r>
-        <w:t>Backup and restore test succeeds; 90-day preference checked against actual provider limits.</w:t>
+        <w:t>Both primary admins and college authority grant explicit written launch approval.</w:t>
       </w:r>
     </w:p>
     <w:p>
       <w:pPr>
         <w:pStyle w:val="ListBullet"/>
-        <w:spacing w:after="40"/>
       </w:pPr>
       <w:r>
-        <w:t>Accessibility and performance measured; critical issues resolved.</w:t>
-      </w:r>
-    </w:p>
-    <w:p>
-      <w:pPr>
-        <w:pStyle w:val="ListBullet"/>
-        <w:spacing w:after="40"/>
-      </w:pPr>
-      <w:r>
-        <w:t>Both primary admins and college-authorized authority approve launch.</w:t>
-      </w:r>
-    </w:p>
-    <w:p>
-      <w:pPr>
-        <w:pStyle w:val="ListBullet"/>
-        <w:spacing w:after="40"/>
-      </w:pPr>
-      <w:r>
-        <w:t>Two technical maintainers can deploy, monitor and recover; runbooks handed over.</w:t>
+        <w:t>Two technical maintainers trained and runbooks handed over.</w:t>
       </w:r>
     </w:p>
     <w:p>
@@ -1727,29 +889,22 @@
         <w:tblStyle w:val="TableGrid"/>
         <w:tblW w:type="auto" w:w="0"/>
         <w:jc w:val="center"/>
-        <w:tblLook w:firstColumn="1" w:firstRow="1" w:lastColumn="0" w:lastRow="0" w:noHBand="0" w:noVBand="1" w:val="04A0"/>
+        <w:tblLook w:firstRow="1" w:lastRow="0" w:firstColumn="1" w:lastColumn="0" w:noHBand="0" w:noVBand="1" w:val="04A0"/>
       </w:tblPr>
       <w:tblGrid>
-        <w:gridCol w:w="4997"/>
-        <w:gridCol w:w="4997"/>
+        <w:gridCol w:w="3500"/>
+        <w:gridCol w:w="6000"/>
       </w:tblGrid>
       <w:tr>
+        <w:trPr/>
         <w:tc>
           <w:tcPr>
-            <w:tcW w:type="dxa" w:w="4997"/>
-            <w:shd w:fill="1A3C29"/>
+            <w:tcW w:type="dxa" w:w="3500"/>
           </w:tcPr>
           <w:p>
-            <w:pPr>
-              <w:spacing w:after="40"/>
-            </w:pPr>
-            <w:r/>
             <w:r>
               <w:rPr>
-                <w:rFonts w:ascii="Aptos" w:hAnsi="Aptos"/>
                 <w:b/>
-                <w:color w:val="FFFFFF"/>
-                <w:sz w:val="16"/>
               </w:rPr>
               <w:t>Risk</w:t>
             </w:r>
@@ -1757,372 +912,134 @@
         </w:tc>
         <w:tc>
           <w:tcPr>
-            <w:tcW w:type="dxa" w:w="4997"/>
-            <w:shd w:fill="1A3C29"/>
+            <w:tcW w:type="dxa" w:w="6000"/>
           </w:tcPr>
           <w:p>
-            <w:pPr>
-              <w:spacing w:after="40"/>
-            </w:pPr>
-            <w:r/>
             <w:r>
               <w:rPr>
-                <w:rFonts w:ascii="Aptos" w:hAnsi="Aptos"/>
                 <w:b/>
-                <w:color w:val="FFFFFF"/>
-                <w:sz w:val="16"/>
               </w:rPr>
-              <w:t>Mitigation</w:t>
+              <w:t>Mitigation Strategy</w:t>
             </w:r>
           </w:p>
         </w:tc>
       </w:tr>
       <w:tr>
+        <w:trPr/>
         <w:tc>
           <w:tcPr>
-            <w:tcW w:type="dxa" w:w="4997"/>
-            <w:shd w:fill="F8F7F3"/>
+            <w:tcW w:type="dxa" w:w="3500"/>
           </w:tcPr>
           <w:p>
-            <w:pPr>
-              <w:spacing w:after="40"/>
-            </w:pPr>
-            <w:r/>
             <w:r>
-              <w:rPr>
-                <w:rFonts w:ascii="Aptos" w:hAnsi="Aptos"/>
-                <w:b w:val="0"/>
-                <w:color w:val="292D2A"/>
-                <w:sz w:val="16"/>
-              </w:rPr>
-              <w:t>Free-tier limitations</w:t>
+              <w:t>Double-counting joint event hours</w:t>
             </w:r>
           </w:p>
         </w:tc>
         <w:tc>
           <w:tcPr>
-            <w:tcW w:type="dxa" w:w="4997"/>
-            <w:shd w:fill="F8F7F3"/>
+            <w:tcW w:type="dxa" w:w="6000"/>
           </w:tcPr>
           <w:p>
-            <w:pPr>
-              <w:spacing w:after="40"/>
-            </w:pPr>
-            <w:r/>
             <w:r>
-              <w:rPr>
-                <w:rFonts w:ascii="Aptos" w:hAnsi="Aptos"/>
-                <w:b w:val="0"/>
-                <w:color w:val="292D2A"/>
-                <w:sz w:val="16"/>
-              </w:rPr>
-              <w:t>Check backup/storage/email limits before commitment; budget fallback; never promise unsupported retention.</w:t>
+              <w:t>Strictly separate hour ledgers (nss_hours vs my_bharat_hours); enforce calculation rules in server-side workflows.</w:t>
             </w:r>
           </w:p>
         </w:tc>
       </w:tr>
       <w:tr>
+        <w:trPr/>
         <w:tc>
           <w:tcPr>
-            <w:tcW w:type="dxa" w:w="4997"/>
+            <w:tcW w:type="dxa" w:w="3500"/>
           </w:tcPr>
           <w:p>
-            <w:pPr>
-              <w:spacing w:after="40"/>
-            </w:pPr>
-            <w:r/>
             <w:r>
-              <w:rPr>
-                <w:rFonts w:ascii="Aptos" w:hAnsi="Aptos"/>
-                <w:b w:val="0"/>
-                <w:color w:val="292D2A"/>
-                <w:sz w:val="16"/>
-              </w:rPr>
-              <w:t>Unverified NSS policy</w:t>
+              <w:t>Brittle team count constraint</w:t>
             </w:r>
           </w:p>
         </w:tc>
         <w:tc>
           <w:tcPr>
-            <w:tcW w:type="dxa" w:w="4997"/>
+            <w:tcW w:type="dxa" w:w="6000"/>
           </w:tcPr>
           <w:p>
-            <w:pPr>
-              <w:spacing w:after="40"/>
-            </w:pPr>
-            <w:r/>
             <w:r>
-              <w:rPr>
-                <w:rFonts w:ascii="Aptos" w:hAnsi="Aptos"/>
-                <w:b w:val="0"/>
-                <w:color w:val="292D2A"/>
-                <w:sz w:val="16"/>
-              </w:rPr>
-              <w:t>Obtain written confirmation from Programme Officer/institution before configuring eligibility.</w:t>
+              <w:t>Use administrative pre-publish validation checks instead of hard database constraints to prevent editing deadlocks.</w:t>
             </w:r>
           </w:p>
         </w:tc>
       </w:tr>
       <w:tr>
+        <w:trPr/>
         <w:tc>
           <w:tcPr>
-            <w:tcW w:type="dxa" w:w="4997"/>
-            <w:shd w:fill="F8F7F3"/>
+            <w:tcW w:type="dxa" w:w="3500"/>
           </w:tcPr>
           <w:p>
-            <w:pPr>
-              <w:spacing w:after="40"/>
-            </w:pPr>
-            <w:r/>
             <w:r>
-              <w:rPr>
-                <w:rFonts w:ascii="Aptos" w:hAnsi="Aptos"/>
-                <w:b w:val="0"/>
-                <w:color w:val="292D2A"/>
-                <w:sz w:val="16"/>
-              </w:rPr>
-              <w:t>Excessive admin access</w:t>
+              <w:t>Unverified institutional policy</w:t>
             </w:r>
           </w:p>
         </w:tc>
         <w:tc>
           <w:tcPr>
-            <w:tcW w:type="dxa" w:w="4997"/>
-            <w:shd w:fill="F8F7F3"/>
+            <w:tcW w:type="dxa" w:w="6000"/>
           </w:tcPr>
           <w:p>
-            <w:pPr>
-              <w:spacing w:after="40"/>
-            </w:pPr>
-            <w:r/>
             <w:r>
-              <w:rPr>
-                <w:rFonts w:ascii="Aptos" w:hAnsi="Aptos"/>
-                <w:b w:val="0"/>
-                <w:color w:val="292D2A"/>
-                <w:sz w:val="16"/>
-              </w:rPr>
-              <w:t>Least privilege, MFA, audit and periodic review.</w:t>
+              <w:t>Preserve open questions as 'Pending Institutional Confirmation'; obtain written sign-off before configuring thresholds.</w:t>
             </w:r>
           </w:p>
         </w:tc>
       </w:tr>
       <w:tr>
+        <w:trPr/>
         <w:tc>
           <w:tcPr>
-            <w:tcW w:type="dxa" w:w="4997"/>
+            <w:tcW w:type="dxa" w:w="3500"/>
           </w:tcPr>
           <w:p>
-            <w:pPr>
-              <w:spacing w:after="40"/>
-            </w:pPr>
-            <w:r/>
             <w:r>
-              <w:rPr>
-                <w:rFonts w:ascii="Aptos" w:hAnsi="Aptos"/>
-                <w:b w:val="0"/>
-                <w:color w:val="292D2A"/>
-                <w:sz w:val="16"/>
-              </w:rPr>
-              <w:t>Accidental publication</w:t>
+              <w:t>Accidental registration opening</w:t>
             </w:r>
           </w:p>
         </w:tc>
         <w:tc>
           <w:tcPr>
-            <w:tcW w:type="dxa" w:w="4997"/>
+            <w:tcW w:type="dxa" w:w="6000"/>
           </w:tcPr>
           <w:p>
-            <w:pPr>
-              <w:spacing w:after="40"/>
-            </w:pPr>
-            <w:r/>
             <w:r>
-              <w:rPr>
-                <w:rFonts w:ascii="Aptos" w:hAnsi="Aptos"/>
-                <w:b w:val="0"/>
-                <w:color w:val="292D2A"/>
-                <w:sz w:val="16"/>
-              </w:rPr>
-              <w:t>Separate draft/published states, preview, server-side filtering and explicit approval.</w:t>
+              <w:t>Enforce feature flag defaulting to false; show persistent closed banner in UI.</w:t>
             </w:r>
           </w:p>
         </w:tc>
       </w:tr>
       <w:tr>
+        <w:trPr/>
         <w:tc>
           <w:tcPr>
-            <w:tcW w:type="dxa" w:w="4997"/>
-            <w:shd w:fill="F8F7F3"/>
+            <w:tcW w:type="dxa" w:w="3500"/>
           </w:tcPr>
           <w:p>
-            <w:pPr>
-              <w:spacing w:after="40"/>
-            </w:pPr>
-            <w:r/>
             <w:r>
-              <w:rPr>
-                <w:rFonts w:ascii="Aptos" w:hAnsi="Aptos"/>
-                <w:b w:val="0"/>
-                <w:color w:val="292D2A"/>
-                <w:sz w:val="16"/>
-              </w:rPr>
-              <w:t>Single maintainer departure</w:t>
+              <w:t>Excessive admin privilege</w:t>
             </w:r>
           </w:p>
         </w:tc>
         <w:tc>
           <w:tcPr>
-            <w:tcW w:type="dxa" w:w="4997"/>
-            <w:shd w:fill="F8F7F3"/>
+            <w:tcW w:type="dxa" w:w="6000"/>
           </w:tcPr>
           <w:p>
-            <w:pPr>
-              <w:spacing w:after="40"/>
-            </w:pPr>
-            <w:r/>
             <w:r>
-              <w:rPr>
-                <w:rFonts w:ascii="Aptos" w:hAnsi="Aptos"/>
-                <w:b w:val="0"/>
-                <w:color w:val="292D2A"/>
-                <w:sz w:val="16"/>
-              </w:rPr>
-              <w:t>Two maintainers, documented handover and recovery tests.</w:t>
-            </w:r>
-          </w:p>
-        </w:tc>
-      </w:tr>
-      <w:tr>
-        <w:tc>
-          <w:tcPr>
-            <w:tcW w:type="dxa" w:w="4997"/>
-          </w:tcPr>
-          <w:p>
-            <w:pPr>
-              <w:spacing w:after="40"/>
-            </w:pPr>
-            <w:r/>
-            <w:r>
-              <w:rPr>
-                <w:rFonts w:ascii="Aptos" w:hAnsi="Aptos"/>
-                <w:b w:val="0"/>
-                <w:color w:val="292D2A"/>
-                <w:sz w:val="16"/>
-              </w:rPr>
-              <w:t>Animation harms performance/accessibility</w:t>
-            </w:r>
-          </w:p>
-        </w:tc>
-        <w:tc>
-          <w:tcPr>
-            <w:tcW w:type="dxa" w:w="4997"/>
-          </w:tcPr>
-          <w:p>
-            <w:pPr>
-              <w:spacing w:after="40"/>
-            </w:pPr>
-            <w:r/>
-            <w:r>
-              <w:rPr>
-                <w:rFonts w:ascii="Aptos" w:hAnsi="Aptos"/>
-                <w:b w:val="0"/>
-                <w:color w:val="292D2A"/>
-                <w:sz w:val="16"/>
-              </w:rPr>
-              <w:t>Motion tokens, reduced motion, optimized images and mobile testing.</w:t>
-            </w:r>
-          </w:p>
-        </w:tc>
-      </w:tr>
-      <w:tr>
-        <w:tc>
-          <w:tcPr>
-            <w:tcW w:type="dxa" w:w="4997"/>
-            <w:shd w:fill="F8F7F3"/>
-          </w:tcPr>
-          <w:p>
-            <w:pPr>
-              <w:spacing w:after="40"/>
-            </w:pPr>
-            <w:r/>
-            <w:r>
-              <w:rPr>
-                <w:rFonts w:ascii="Aptos" w:hAnsi="Aptos"/>
-                <w:b w:val="0"/>
-                <w:color w:val="292D2A"/>
-                <w:sz w:val="16"/>
-              </w:rPr>
-              <w:t>Eligibility import mistake</w:t>
-            </w:r>
-          </w:p>
-        </w:tc>
-        <w:tc>
-          <w:tcPr>
-            <w:tcW w:type="dxa" w:w="4997"/>
-            <w:shd w:fill="F8F7F3"/>
-          </w:tcPr>
-          <w:p>
-            <w:pPr>
-              <w:spacing w:after="40"/>
-            </w:pPr>
-            <w:r/>
-            <w:r>
-              <w:rPr>
-                <w:rFonts w:ascii="Aptos" w:hAnsi="Aptos"/>
-                <w:b w:val="0"/>
-                <w:color w:val="292D2A"/>
-                <w:sz w:val="16"/>
-              </w:rPr>
-              <w:t>Versioned import, compare/review, atomic apply and no automatic deletion on missing records.</w:t>
-            </w:r>
-          </w:p>
-        </w:tc>
-      </w:tr>
-      <w:tr>
-        <w:tc>
-          <w:tcPr>
-            <w:tcW w:type="dxa" w:w="4997"/>
-          </w:tcPr>
-          <w:p>
-            <w:pPr>
-              <w:spacing w:after="40"/>
-            </w:pPr>
-            <w:r/>
-            <w:r>
-              <w:rPr>
-                <w:rFonts w:ascii="Aptos" w:hAnsi="Aptos"/>
-                <w:b w:val="0"/>
-                <w:color w:val="292D2A"/>
-                <w:sz w:val="16"/>
-              </w:rPr>
-              <w:t>Data loss</w:t>
-            </w:r>
-          </w:p>
-        </w:tc>
-        <w:tc>
-          <w:tcPr>
-            <w:tcW w:type="dxa" w:w="4997"/>
-          </w:tcPr>
-          <w:p>
-            <w:pPr>
-              <w:spacing w:after="40"/>
-            </w:pPr>
-            <w:r/>
-            <w:r>
-              <w:rPr>
-                <w:rFonts w:ascii="Aptos" w:hAnsi="Aptos"/>
-                <w:b w:val="0"/>
-                <w:color w:val="292D2A"/>
-                <w:sz w:val="16"/>
-              </w:rPr>
-              <w:t>Alerts, backup versions where feasible and periodic restore tests.</w:t>
+              <w:t>Strict least-privilege RBAC; separate Website Admin, Operations Admin, and MY Bharat Coordinator roles.</w:t>
             </w:r>
           </w:p>
         </w:tc>
       </w:tr>
     </w:tbl>
-    <w:p/>
     <w:p>
       <w:pPr>
         <w:pStyle w:val="Heading1"/>
@@ -2134,7 +1051,6 @@
     <w:p>
       <w:pPr>
         <w:pStyle w:val="ListBullet"/>
-        <w:spacing w:after="40"/>
       </w:pPr>
       <w:r>
         <w:t>Source repository and release workflow.</w:t>
@@ -2143,7 +1059,6 @@
     <w:p>
       <w:pPr>
         <w:pStyle w:val="ListBullet"/>
-        <w:spacing w:after="40"/>
       </w:pPr>
       <w:r>
         <w:t>Provider/account inventory, environment setup and secret rotation instructions.</w:t>
@@ -2152,46 +1067,17 @@
     <w:p>
       <w:pPr>
         <w:pStyle w:val="ListBullet"/>
-        <w:spacing w:after="40"/>
       </w:pPr>
       <w:r>
-        <w:t>Deployment/rollback steps.</w:t>
+        <w:t>Database restore runbooks and incident response procedures.</w:t>
       </w:r>
     </w:p>
     <w:p>
       <w:pPr>
         <w:pStyle w:val="ListBullet"/>
-        <w:spacing w:after="40"/>
       </w:pPr>
       <w:r>
-        <w:t>Database/media restore runbook.</w:t>
-      </w:r>
-    </w:p>
-    <w:p>
-      <w:pPr>
-        <w:pStyle w:val="ListBullet"/>
-        <w:spacing w:after="40"/>
-      </w:pPr>
-      <w:r>
-        <w:t>Admin recovery and incident response procedures.</w:t>
-      </w:r>
-    </w:p>
-    <w:p>
-      <w:pPr>
-        <w:pStyle w:val="ListBullet"/>
-        <w:spacing w:after="40"/>
-      </w:pPr>
-      <w:r>
-        <w:t>Data dictionary, permission matrix and known limitations.</w:t>
-      </w:r>
-    </w:p>
-    <w:p>
-      <w:pPr>
-        <w:pStyle w:val="ListBullet"/>
-        <w:spacing w:after="40"/>
-      </w:pPr>
-      <w:r>
-        <w:t>Test evidence, accessibility/performance results and launch approvals.</w:t>
+        <w:t>Data dictionary, permission matrix, test evidence and signed launch approvals.</w:t>
       </w:r>
     </w:p>
     <w:p>
@@ -2204,17 +1090,9 @@
     </w:p>
     <w:p>
       <w:r>
-        <w:t>Launch readiness requires implementation of agreed features, passing critical tests, verified private-data boundaries, accessibility/performance review, demonstrated restore, approved content and recorded joint launch approval. Volunteer registration opens only by a separate authorized decision.</w:t>
+        <w:t>Launch readiness requires complete implementation of approved NSS and MY Bharat features, passing critical security and accessibility tests, verified private-data boundaries, demonstrated backup restoration, approved authentic content, and recorded joint launch approval. Volunteer registration opens exclusively by separate authorized decision.</w:t>
       </w:r>
     </w:p>
-    <w:sectPr>
-      <w:headerReference w:type="default" r:id="rId9"/>
-      <w:footerReference w:type="default" r:id="rId10"/>
-      <w:pgSz w:w="12240" w:h="15840"/>
-      <w:pgMar w:top="1008" w:right="1123" w:bottom="1008" w:left="1123" w:header="720" w:footer="720" w:gutter="0"/>
-      <w:cols w:space="720"/>
-      <w:docGrid w:linePitch="360"/>
-    </w:sectPr>
   </w:body>
 </w:document>
 </file>
